--- a/revised-april-2026/BWP_Investment_Advisory_Contract(v.04.2026).docx
+++ b/revised-april-2026/BWP_Investment_Advisory_Contract(v.04.2026).docx
@@ -16,6 +16,8 @@
     </w:p>
     <w:p>
       <w:pPr>
+        <w:keepNext/>
+        <w:keepLines/>
         <w:spacing w:after="100" w:before="0"/>
         <w:jc w:val="center"/>
       </w:pPr>
@@ -33,6 +35,8 @@
     </w:p>
     <w:p>
       <w:pPr>
+        <w:keepNext/>
+        <w:keepLines/>
         <w:spacing w:after="80" w:before="0"/>
         <w:jc w:val="center"/>
       </w:pPr>
@@ -178,6 +182,8 @@
     </w:p>
     <w:p>
       <w:pPr>
+        <w:keepNext/>
+        <w:keepLines/>
         <w:pBdr>
           <w:bottom w:val="single" w:color="1B3A5C" w:sz="6"/>
         </w:pBdr>
@@ -261,6 +267,8 @@
     </w:p>
     <w:p>
       <w:pPr>
+        <w:keepNext/>
+        <w:keepLines/>
         <w:pBdr>
           <w:bottom w:val="single" w:color="1B3A5C" w:sz="6"/>
         </w:pBdr>
@@ -306,6 +314,8 @@
     </w:p>
     <w:p>
       <w:pPr>
+        <w:keepNext/>
+        <w:keepLines/>
         <w:pBdr>
           <w:bottom w:val="single" w:color="1B3A5C" w:sz="6"/>
         </w:pBdr>
@@ -377,6 +387,8 @@
     </w:p>
     <w:p>
       <w:pPr>
+        <w:keepNext/>
+        <w:keepLines/>
         <w:pBdr>
           <w:bottom w:val="single" w:color="1B3A5C" w:sz="6"/>
         </w:pBdr>
@@ -422,6 +434,8 @@
     </w:p>
     <w:p>
       <w:pPr>
+        <w:keepNext/>
+        <w:keepLines/>
         <w:pBdr>
           <w:bottom w:val="single" w:color="1B3A5C" w:sz="6"/>
         </w:pBdr>
@@ -467,6 +481,8 @@
     </w:p>
     <w:p>
       <w:pPr>
+        <w:keepNext/>
+        <w:keepLines/>
         <w:pBdr>
           <w:bottom w:val="single" w:color="1B3A5C" w:sz="6"/>
         </w:pBdr>
@@ -512,6 +528,8 @@
     </w:p>
     <w:p>
       <w:pPr>
+        <w:keepNext/>
+        <w:keepLines/>
         <w:pBdr>
           <w:bottom w:val="single" w:color="1B3A5C" w:sz="6"/>
         </w:pBdr>
@@ -557,6 +575,8 @@
     </w:p>
     <w:p>
       <w:pPr>
+        <w:keepNext/>
+        <w:keepLines/>
         <w:pBdr>
           <w:bottom w:val="single" w:color="1B3A5C" w:sz="6"/>
         </w:pBdr>
@@ -630,6 +650,8 @@
     </w:p>
     <w:p>
       <w:pPr>
+        <w:keepNext/>
+        <w:keepLines/>
         <w:pBdr>
           <w:bottom w:val="single" w:color="1B3A5C" w:sz="6"/>
         </w:pBdr>
@@ -675,6 +697,8 @@
     </w:p>
     <w:p>
       <w:pPr>
+        <w:keepNext/>
+        <w:keepLines/>
         <w:pBdr>
           <w:bottom w:val="single" w:color="1B3A5C" w:sz="6"/>
         </w:pBdr>
@@ -720,6 +744,8 @@
     </w:p>
     <w:p>
       <w:pPr>
+        <w:keepNext/>
+        <w:keepLines/>
         <w:pBdr>
           <w:bottom w:val="single" w:color="1B3A5C" w:sz="6"/>
         </w:pBdr>
@@ -765,6 +791,8 @@
     </w:p>
     <w:p>
       <w:pPr>
+        <w:keepNext/>
+        <w:keepLines/>
         <w:pBdr>
           <w:bottom w:val="single" w:color="1B3A5C" w:sz="6"/>
         </w:pBdr>
@@ -862,6 +890,8 @@
     </w:p>
     <w:p>
       <w:pPr>
+        <w:keepNext/>
+        <w:keepLines/>
         <w:pBdr>
           <w:bottom w:val="single" w:color="1B3A5C" w:sz="6"/>
         </w:pBdr>
@@ -907,6 +937,8 @@
     </w:p>
     <w:p>
       <w:pPr>
+        <w:keepNext/>
+        <w:keepLines/>
         <w:pBdr>
           <w:bottom w:val="single" w:color="1B3A5C" w:sz="6"/>
         </w:pBdr>
@@ -1163,6 +1195,8 @@
     </w:p>
     <w:p>
       <w:pPr>
+        <w:keepNext/>
+        <w:keepLines/>
         <w:pBdr>
           <w:bottom w:val="single" w:color="1B3A5C" w:sz="6"/>
         </w:pBdr>
@@ -1208,6 +1242,8 @@
     </w:p>
     <w:p>
       <w:pPr>
+        <w:keepNext/>
+        <w:keepLines/>
         <w:pBdr>
           <w:bottom w:val="single" w:color="1B3A5C" w:sz="6"/>
         </w:pBdr>
@@ -1279,6 +1315,8 @@
     </w:p>
     <w:p>
       <w:pPr>
+        <w:keepNext/>
+        <w:keepLines/>
         <w:pBdr>
           <w:bottom w:val="single" w:color="1B3A5C" w:sz="6"/>
         </w:pBdr>
@@ -1393,6 +1431,8 @@
     </w:p>
     <w:p>
       <w:pPr>
+        <w:keepNext/>
+        <w:keepLines/>
         <w:pBdr>
           <w:bottom w:val="single" w:color="1B3A5C" w:sz="6"/>
         </w:pBdr>
@@ -1438,6 +1478,8 @@
     </w:p>
     <w:p>
       <w:pPr>
+        <w:keepNext/>
+        <w:keepLines/>
         <w:pBdr>
           <w:bottom w:val="single" w:color="1B3A5C" w:sz="6"/>
         </w:pBdr>
@@ -1483,6 +1525,8 @@
     </w:p>
     <w:p>
       <w:pPr>
+        <w:keepNext/>
+        <w:keepLines/>
         <w:pBdr>
           <w:bottom w:val="single" w:color="1B3A5C" w:sz="6"/>
         </w:pBdr>
@@ -1528,6 +1572,8 @@
     </w:p>
     <w:p>
       <w:pPr>
+        <w:keepNext/>
+        <w:keepLines/>
         <w:pBdr>
           <w:bottom w:val="single" w:color="1B3A5C" w:sz="6"/>
         </w:pBdr>
@@ -1573,6 +1619,8 @@
     </w:p>
     <w:p>
       <w:pPr>
+        <w:keepNext/>
+        <w:keepLines/>
         <w:pBdr>
           <w:bottom w:val="single" w:color="1B3A5C" w:sz="6"/>
         </w:pBdr>
@@ -1618,6 +1666,8 @@
     </w:p>
     <w:p>
       <w:pPr>
+        <w:keepNext/>
+        <w:keepLines/>
         <w:pBdr>
           <w:bottom w:val="single" w:color="1B3A5C" w:sz="6"/>
         </w:pBdr>
@@ -1663,6 +1713,8 @@
     </w:p>
     <w:p>
       <w:pPr>
+        <w:keepNext/>
+        <w:keepLines/>
         <w:pBdr>
           <w:bottom w:val="single" w:color="1B3A5C" w:sz="6"/>
         </w:pBdr>
@@ -1716,6 +1768,8 @@
     </w:p>
     <w:p>
       <w:pPr>
+        <w:keepNext/>
+        <w:keepLines/>
         <w:pBdr>
           <w:bottom w:val="single" w:color="1B3A5C" w:sz="6"/>
         </w:pBdr>
@@ -2059,6 +2113,8 @@
     </w:p>
     <w:p>
       <w:pPr>
+        <w:keepNext/>
+        <w:keepLines/>
         <w:spacing w:after="160" w:before="200"/>
         <w:jc w:val="center"/>
       </w:pPr>
@@ -2639,6 +2695,8 @@
     </w:p>
     <w:p>
       <w:pPr>
+        <w:keepNext/>
+        <w:keepLines/>
         <w:spacing w:after="80" w:before="200"/>
         <w:jc w:val="center"/>
       </w:pPr>
@@ -3206,6 +3264,8 @@
     </w:p>
     <w:p>
       <w:pPr>
+        <w:keepNext/>
+        <w:keepLines/>
         <w:spacing w:after="80" w:before="200"/>
         <w:jc w:val="center"/>
       </w:pPr>
@@ -3238,6 +3298,8 @@
     </w:p>
     <w:p>
       <w:pPr>
+        <w:keepNext/>
+        <w:keepLines/>
         <w:spacing w:after="120" w:before="280"/>
       </w:pPr>
       <w:r>
@@ -3373,6 +3435,8 @@
     </w:p>
     <w:p>
       <w:pPr>
+        <w:keepNext/>
+        <w:keepLines/>
         <w:spacing w:after="120" w:before="280"/>
       </w:pPr>
       <w:r>
@@ -3415,6 +3479,8 @@
     </w:p>
     <w:p>
       <w:pPr>
+        <w:keepNext/>
+        <w:keepLines/>
         <w:spacing w:after="120" w:before="280"/>
       </w:pPr>
       <w:r>
@@ -3750,6 +3816,10 @@
   </w:style>
   <w:style w:type="paragraph" w:styleId="Heading1">
     <w:name w:val="Heading 1"/>
+    <w:pPr>
+      <w:keepNext/>
+      <w:keepLines/>
+    </w:pPr>
     <w:basedOn w:val="Normal"/>
     <w:next w:val="Normal"/>
     <w:qFormat/>
@@ -3761,6 +3831,10 @@
   </w:style>
   <w:style w:type="paragraph" w:styleId="Heading2">
     <w:name w:val="Heading 2"/>
+    <w:pPr>
+      <w:keepNext/>
+      <w:keepLines/>
+    </w:pPr>
     <w:basedOn w:val="Normal"/>
     <w:next w:val="Normal"/>
     <w:qFormat/>
@@ -3772,6 +3846,10 @@
   </w:style>
   <w:style w:type="paragraph" w:styleId="Heading3">
     <w:name w:val="Heading 3"/>
+    <w:pPr>
+      <w:keepNext/>
+      <w:keepLines/>
+    </w:pPr>
     <w:basedOn w:val="Normal"/>
     <w:next w:val="Normal"/>
     <w:qFormat/>

--- a/revised-april-2026/BWP_Investment_Advisory_Contract(v.04.2026).docx
+++ b/revised-april-2026/BWP_Investment_Advisory_Contract(v.04.2026).docx
@@ -16,8 +16,6 @@
     </w:p>
     <w:p>
       <w:pPr>
-        <w:keepNext/>
-        <w:keepLines/>
         <w:spacing w:after="100" w:before="0"/>
         <w:jc w:val="center"/>
       </w:pPr>
@@ -35,8 +33,6 @@
     </w:p>
     <w:p>
       <w:pPr>
-        <w:keepNext/>
-        <w:keepLines/>
         <w:spacing w:after="80" w:before="0"/>
         <w:jc w:val="center"/>
       </w:pPr>
@@ -182,12 +178,10 @@
     </w:p>
     <w:p>
       <w:pPr>
+        <w:pStyle w:val="Heading1"/>
         <w:keepNext/>
         <w:keepLines/>
-        <w:pBdr>
-          <w:bottom w:val="single" w:color="1B3A5C" w:sz="6"/>
-        </w:pBdr>
-        <w:spacing w:after="160" w:before="360"/>
+        <w:spacing w:after="120" w:before="240"/>
       </w:pPr>
       <w:r>
         <w:rPr>
@@ -267,12 +261,10 @@
     </w:p>
     <w:p>
       <w:pPr>
+        <w:pStyle w:val="Heading1"/>
         <w:keepNext/>
         <w:keepLines/>
-        <w:pBdr>
-          <w:bottom w:val="single" w:color="1B3A5C" w:sz="6"/>
-        </w:pBdr>
-        <w:spacing w:after="160" w:before="360"/>
+        <w:spacing w:after="120" w:before="240"/>
       </w:pPr>
       <w:r>
         <w:rPr>
@@ -314,12 +306,10 @@
     </w:p>
     <w:p>
       <w:pPr>
+        <w:pStyle w:val="Heading1"/>
         <w:keepNext/>
         <w:keepLines/>
-        <w:pBdr>
-          <w:bottom w:val="single" w:color="1B3A5C" w:sz="6"/>
-        </w:pBdr>
-        <w:spacing w:after="160" w:before="360"/>
+        <w:spacing w:after="120" w:before="240"/>
       </w:pPr>
       <w:r>
         <w:rPr>
@@ -387,12 +377,10 @@
     </w:p>
     <w:p>
       <w:pPr>
+        <w:pStyle w:val="Heading1"/>
         <w:keepNext/>
         <w:keepLines/>
-        <w:pBdr>
-          <w:bottom w:val="single" w:color="1B3A5C" w:sz="6"/>
-        </w:pBdr>
-        <w:spacing w:after="160" w:before="360"/>
+        <w:spacing w:after="120" w:before="240"/>
       </w:pPr>
       <w:r>
         <w:rPr>
@@ -434,12 +422,10 @@
     </w:p>
     <w:p>
       <w:pPr>
+        <w:pStyle w:val="Heading1"/>
         <w:keepNext/>
         <w:keepLines/>
-        <w:pBdr>
-          <w:bottom w:val="single" w:color="1B3A5C" w:sz="6"/>
-        </w:pBdr>
-        <w:spacing w:after="160" w:before="360"/>
+        <w:spacing w:after="120" w:before="240"/>
       </w:pPr>
       <w:r>
         <w:rPr>
@@ -481,12 +467,10 @@
     </w:p>
     <w:p>
       <w:pPr>
+        <w:pStyle w:val="Heading1"/>
         <w:keepNext/>
         <w:keepLines/>
-        <w:pBdr>
-          <w:bottom w:val="single" w:color="1B3A5C" w:sz="6"/>
-        </w:pBdr>
-        <w:spacing w:after="160" w:before="360"/>
+        <w:spacing w:after="120" w:before="240"/>
       </w:pPr>
       <w:r>
         <w:rPr>
@@ -528,12 +512,10 @@
     </w:p>
     <w:p>
       <w:pPr>
+        <w:pStyle w:val="Heading1"/>
         <w:keepNext/>
         <w:keepLines/>
-        <w:pBdr>
-          <w:bottom w:val="single" w:color="1B3A5C" w:sz="6"/>
-        </w:pBdr>
-        <w:spacing w:after="160" w:before="360"/>
+        <w:spacing w:after="120" w:before="240"/>
       </w:pPr>
       <w:r>
         <w:rPr>
@@ -575,12 +557,10 @@
     </w:p>
     <w:p>
       <w:pPr>
+        <w:pStyle w:val="Heading1"/>
         <w:keepNext/>
         <w:keepLines/>
-        <w:pBdr>
-          <w:bottom w:val="single" w:color="1B3A5C" w:sz="6"/>
-        </w:pBdr>
-        <w:spacing w:after="160" w:before="360"/>
+        <w:spacing w:after="120" w:before="240"/>
       </w:pPr>
       <w:r>
         <w:rPr>
@@ -650,12 +630,10 @@
     </w:p>
     <w:p>
       <w:pPr>
+        <w:pStyle w:val="Heading1"/>
         <w:keepNext/>
         <w:keepLines/>
-        <w:pBdr>
-          <w:bottom w:val="single" w:color="1B3A5C" w:sz="6"/>
-        </w:pBdr>
-        <w:spacing w:after="160" w:before="360"/>
+        <w:spacing w:after="120" w:before="240"/>
       </w:pPr>
       <w:r>
         <w:rPr>
@@ -697,12 +675,10 @@
     </w:p>
     <w:p>
       <w:pPr>
+        <w:pStyle w:val="Heading1"/>
         <w:keepNext/>
         <w:keepLines/>
-        <w:pBdr>
-          <w:bottom w:val="single" w:color="1B3A5C" w:sz="6"/>
-        </w:pBdr>
-        <w:spacing w:after="160" w:before="360"/>
+        <w:spacing w:after="120" w:before="240"/>
       </w:pPr>
       <w:r>
         <w:rPr>
@@ -744,12 +720,10 @@
     </w:p>
     <w:p>
       <w:pPr>
+        <w:pStyle w:val="Heading1"/>
         <w:keepNext/>
         <w:keepLines/>
-        <w:pBdr>
-          <w:bottom w:val="single" w:color="1B3A5C" w:sz="6"/>
-        </w:pBdr>
-        <w:spacing w:after="160" w:before="360"/>
+        <w:spacing w:after="120" w:before="240"/>
       </w:pPr>
       <w:r>
         <w:rPr>
@@ -791,12 +765,10 @@
     </w:p>
     <w:p>
       <w:pPr>
+        <w:pStyle w:val="Heading1"/>
         <w:keepNext/>
         <w:keepLines/>
-        <w:pBdr>
-          <w:bottom w:val="single" w:color="1B3A5C" w:sz="6"/>
-        </w:pBdr>
-        <w:spacing w:after="160" w:before="360"/>
+        <w:spacing w:after="120" w:before="240"/>
       </w:pPr>
       <w:r>
         <w:rPr>
@@ -890,12 +862,10 @@
     </w:p>
     <w:p>
       <w:pPr>
+        <w:pStyle w:val="Heading1"/>
         <w:keepNext/>
         <w:keepLines/>
-        <w:pBdr>
-          <w:bottom w:val="single" w:color="1B3A5C" w:sz="6"/>
-        </w:pBdr>
-        <w:spacing w:after="160" w:before="360"/>
+        <w:spacing w:after="120" w:before="240"/>
       </w:pPr>
       <w:r>
         <w:rPr>
@@ -937,12 +907,10 @@
     </w:p>
     <w:p>
       <w:pPr>
+        <w:pStyle w:val="Heading1"/>
         <w:keepNext/>
         <w:keepLines/>
-        <w:pBdr>
-          <w:bottom w:val="single" w:color="1B3A5C" w:sz="6"/>
-        </w:pBdr>
-        <w:spacing w:after="160" w:before="360"/>
+        <w:spacing w:after="120" w:before="240"/>
       </w:pPr>
       <w:r>
         <w:rPr>
@@ -1195,12 +1163,10 @@
     </w:p>
     <w:p>
       <w:pPr>
+        <w:pStyle w:val="Heading1"/>
         <w:keepNext/>
         <w:keepLines/>
-        <w:pBdr>
-          <w:bottom w:val="single" w:color="1B3A5C" w:sz="6"/>
-        </w:pBdr>
-        <w:spacing w:after="160" w:before="360"/>
+        <w:spacing w:after="120" w:before="240"/>
       </w:pPr>
       <w:r>
         <w:rPr>
@@ -1242,12 +1208,10 @@
     </w:p>
     <w:p>
       <w:pPr>
+        <w:pStyle w:val="Heading1"/>
         <w:keepNext/>
         <w:keepLines/>
-        <w:pBdr>
-          <w:bottom w:val="single" w:color="1B3A5C" w:sz="6"/>
-        </w:pBdr>
-        <w:spacing w:after="160" w:before="360"/>
+        <w:spacing w:after="120" w:before="240"/>
       </w:pPr>
       <w:r>
         <w:rPr>
@@ -1315,12 +1279,10 @@
     </w:p>
     <w:p>
       <w:pPr>
+        <w:pStyle w:val="Heading1"/>
         <w:keepNext/>
         <w:keepLines/>
-        <w:pBdr>
-          <w:bottom w:val="single" w:color="1B3A5C" w:sz="6"/>
-        </w:pBdr>
-        <w:spacing w:after="160" w:before="360"/>
+        <w:spacing w:after="120" w:before="240"/>
       </w:pPr>
       <w:r>
         <w:rPr>
@@ -1431,12 +1393,10 @@
     </w:p>
     <w:p>
       <w:pPr>
+        <w:pStyle w:val="Heading1"/>
         <w:keepNext/>
         <w:keepLines/>
-        <w:pBdr>
-          <w:bottom w:val="single" w:color="1B3A5C" w:sz="6"/>
-        </w:pBdr>
-        <w:spacing w:after="160" w:before="360"/>
+        <w:spacing w:after="120" w:before="240"/>
       </w:pPr>
       <w:r>
         <w:rPr>
@@ -1478,12 +1438,10 @@
     </w:p>
     <w:p>
       <w:pPr>
+        <w:pStyle w:val="Heading1"/>
         <w:keepNext/>
         <w:keepLines/>
-        <w:pBdr>
-          <w:bottom w:val="single" w:color="1B3A5C" w:sz="6"/>
-        </w:pBdr>
-        <w:spacing w:after="160" w:before="360"/>
+        <w:spacing w:after="120" w:before="240"/>
       </w:pPr>
       <w:r>
         <w:rPr>
@@ -1525,12 +1483,10 @@
     </w:p>
     <w:p>
       <w:pPr>
+        <w:pStyle w:val="Heading1"/>
         <w:keepNext/>
         <w:keepLines/>
-        <w:pBdr>
-          <w:bottom w:val="single" w:color="1B3A5C" w:sz="6"/>
-        </w:pBdr>
-        <w:spacing w:after="160" w:before="360"/>
+        <w:spacing w:after="120" w:before="240"/>
       </w:pPr>
       <w:r>
         <w:rPr>
@@ -1572,12 +1528,10 @@
     </w:p>
     <w:p>
       <w:pPr>
+        <w:pStyle w:val="Heading1"/>
         <w:keepNext/>
         <w:keepLines/>
-        <w:pBdr>
-          <w:bottom w:val="single" w:color="1B3A5C" w:sz="6"/>
-        </w:pBdr>
-        <w:spacing w:after="160" w:before="360"/>
+        <w:spacing w:after="120" w:before="240"/>
       </w:pPr>
       <w:r>
         <w:rPr>
@@ -1619,12 +1573,10 @@
     </w:p>
     <w:p>
       <w:pPr>
+        <w:pStyle w:val="Heading1"/>
         <w:keepNext/>
         <w:keepLines/>
-        <w:pBdr>
-          <w:bottom w:val="single" w:color="1B3A5C" w:sz="6"/>
-        </w:pBdr>
-        <w:spacing w:after="160" w:before="360"/>
+        <w:spacing w:after="120" w:before="240"/>
       </w:pPr>
       <w:r>
         <w:rPr>
@@ -1666,12 +1618,10 @@
     </w:p>
     <w:p>
       <w:pPr>
+        <w:pStyle w:val="Heading1"/>
         <w:keepNext/>
         <w:keepLines/>
-        <w:pBdr>
-          <w:bottom w:val="single" w:color="1B3A5C" w:sz="6"/>
-        </w:pBdr>
-        <w:spacing w:after="160" w:before="360"/>
+        <w:spacing w:after="120" w:before="240"/>
       </w:pPr>
       <w:r>
         <w:rPr>
@@ -1713,12 +1663,10 @@
     </w:p>
     <w:p>
       <w:pPr>
+        <w:pStyle w:val="Heading1"/>
         <w:keepNext/>
         <w:keepLines/>
-        <w:pBdr>
-          <w:bottom w:val="single" w:color="1B3A5C" w:sz="6"/>
-        </w:pBdr>
-        <w:spacing w:after="160" w:before="360"/>
+        <w:spacing w:after="120" w:before="240"/>
       </w:pPr>
       <w:r>
         <w:rPr>
@@ -1768,12 +1716,10 @@
     </w:p>
     <w:p>
       <w:pPr>
+        <w:pStyle w:val="Heading1"/>
         <w:keepNext/>
         <w:keepLines/>
-        <w:pBdr>
-          <w:bottom w:val="single" w:color="1B3A5C" w:sz="6"/>
-        </w:pBdr>
-        <w:spacing w:after="160" w:before="360"/>
+        <w:spacing w:after="120" w:before="240"/>
       </w:pPr>
       <w:r>
         <w:rPr>
@@ -2113,8 +2059,6 @@
     </w:p>
     <w:p>
       <w:pPr>
-        <w:keepNext/>
-        <w:keepLines/>
         <w:spacing w:after="160" w:before="200"/>
         <w:jc w:val="center"/>
       </w:pPr>
@@ -2695,8 +2639,6 @@
     </w:p>
     <w:p>
       <w:pPr>
-        <w:keepNext/>
-        <w:keepLines/>
         <w:spacing w:after="80" w:before="200"/>
         <w:jc w:val="center"/>
       </w:pPr>
@@ -3264,8 +3206,6 @@
     </w:p>
     <w:p>
       <w:pPr>
-        <w:keepNext/>
-        <w:keepLines/>
         <w:spacing w:after="80" w:before="200"/>
         <w:jc w:val="center"/>
       </w:pPr>
@@ -3298,9 +3238,10 @@
     </w:p>
     <w:p>
       <w:pPr>
+        <w:pStyle w:val="Heading2"/>
         <w:keepNext/>
         <w:keepLines/>
-        <w:spacing w:after="120" w:before="280"/>
+        <w:spacing w:after="100" w:before="200"/>
       </w:pPr>
       <w:r>
         <w:rPr>
@@ -3435,9 +3376,10 @@
     </w:p>
     <w:p>
       <w:pPr>
+        <w:pStyle w:val="Heading2"/>
         <w:keepNext/>
         <w:keepLines/>
-        <w:spacing w:after="120" w:before="280"/>
+        <w:spacing w:after="100" w:before="200"/>
       </w:pPr>
       <w:r>
         <w:rPr>
@@ -3479,9 +3421,10 @@
     </w:p>
     <w:p>
       <w:pPr>
+        <w:pStyle w:val="Heading2"/>
         <w:keepNext/>
         <w:keepLines/>
-        <w:spacing w:after="120" w:before="280"/>
+        <w:spacing w:after="100" w:before="200"/>
       </w:pPr>
       <w:r>
         <w:rPr>
@@ -3801,7 +3744,13 @@
 <file path=word/styles.xml><?xml version="1.0" encoding="utf-8"?>
 <w:styles xmlns:mc="http://schemas.openxmlformats.org/markup-compatibility/2006" xmlns:r="http://schemas.openxmlformats.org/officeDocument/2006/relationships" xmlns:w="http://schemas.openxmlformats.org/wordprocessingml/2006/main" xmlns:w14="http://schemas.microsoft.com/office/word/2010/wordml" xmlns:w15="http://schemas.microsoft.com/office/word/2012/wordml" mc:Ignorable="w14 w15">
   <w:docDefaults>
-    <w:rPrDefault/>
+    <w:rPrDefault>
+      <w:rPr>
+        <w:rFonts w:ascii="Arial" w:cs="Arial" w:eastAsia="Arial" w:hAnsi="Arial"/>
+        <w:sz w:val="24"/>
+        <w:szCs w:val="24"/>
+      </w:rPr>
+    </w:rPrDefault>
     <w:pPrDefault/>
   </w:docDefaults>
   <w:style w:type="paragraph" w:styleId="Title">
@@ -3816,10 +3765,6 @@
   </w:style>
   <w:style w:type="paragraph" w:styleId="Heading1">
     <w:name w:val="Heading 1"/>
-    <w:pPr>
-      <w:keepNext/>
-      <w:keepLines/>
-    </w:pPr>
     <w:basedOn w:val="Normal"/>
     <w:next w:val="Normal"/>
     <w:qFormat/>
@@ -3831,10 +3776,6 @@
   </w:style>
   <w:style w:type="paragraph" w:styleId="Heading2">
     <w:name w:val="Heading 2"/>
-    <w:pPr>
-      <w:keepNext/>
-      <w:keepLines/>
-    </w:pPr>
     <w:basedOn w:val="Normal"/>
     <w:next w:val="Normal"/>
     <w:qFormat/>
@@ -3846,10 +3787,6 @@
   </w:style>
   <w:style w:type="paragraph" w:styleId="Heading3">
     <w:name w:val="Heading 3"/>
-    <w:pPr>
-      <w:keepNext/>
-      <w:keepLines/>
-    </w:pPr>
     <w:basedOn w:val="Normal"/>
     <w:next w:val="Normal"/>
     <w:qFormat/>
@@ -3987,5 +3924,62 @@
       <w:szCs w:val="20"/>
     </w:rPr>
   </w:style>
+  <w:style w:type="paragraph" w:styleId="Heading1">
+    <w:name w:val="Heading 1"/>
+    <w:basedOn w:val="Normal"/>
+    <w:next w:val="Normal"/>
+    <w:qFormat/>
+    <w:pPr>
+      <w:keepNext/>
+      <w:keepLines/>
+      <w:spacing w:after="120" w:before="240"/>
+      <w:outlineLvl w:val="0"/>
+    </w:pPr>
+    <w:rPr>
+      <w:rFonts w:ascii="Arial" w:cs="Arial" w:eastAsia="Arial" w:hAnsi="Arial"/>
+      <w:b/>
+      <w:bCs/>
+      <w:sz w:val="32"/>
+      <w:szCs w:val="32"/>
+    </w:rPr>
+  </w:style>
+  <w:style w:type="paragraph" w:styleId="Heading2">
+    <w:name w:val="Heading 2"/>
+    <w:basedOn w:val="Normal"/>
+    <w:next w:val="Normal"/>
+    <w:qFormat/>
+    <w:pPr>
+      <w:keepNext/>
+      <w:keepLines/>
+      <w:spacing w:after="100" w:before="200"/>
+      <w:outlineLvl w:val="1"/>
+    </w:pPr>
+    <w:rPr>
+      <w:rFonts w:ascii="Arial" w:cs="Arial" w:eastAsia="Arial" w:hAnsi="Arial"/>
+      <w:b/>
+      <w:bCs/>
+      <w:sz w:val="28"/>
+      <w:szCs w:val="28"/>
+    </w:rPr>
+  </w:style>
+  <w:style w:type="paragraph" w:styleId="Heading3">
+    <w:name w:val="Heading 3"/>
+    <w:basedOn w:val="Normal"/>
+    <w:next w:val="Normal"/>
+    <w:qFormat/>
+    <w:pPr>
+      <w:keepNext/>
+      <w:keepLines/>
+      <w:spacing w:after="80" w:before="160"/>
+      <w:outlineLvl w:val="2"/>
+    </w:pPr>
+    <w:rPr>
+      <w:rFonts w:ascii="Arial" w:cs="Arial" w:eastAsia="Arial" w:hAnsi="Arial"/>
+      <w:b/>
+      <w:bCs/>
+      <w:sz w:val="24"/>
+      <w:szCs w:val="24"/>
+    </w:rPr>
+  </w:style>
 </w:styles>
 </file>
--- a/revised-april-2026/BWP_Investment_Advisory_Contract(v.04.2026).docx
+++ b/revised-april-2026/BWP_Investment_Advisory_Contract(v.04.2026).docx
@@ -1,6 +1,6 @@
 
 <file path=word/document.xml><?xml version="1.0" encoding="utf-8"?>
-<w:document xmlns:wpc="http://schemas.microsoft.com/office/word/2010/wordprocessingCanvas" xmlns:mc="http://schemas.openxmlformats.org/markup-compatibility/2006" xmlns:o="urn:schemas-microsoft-com:office:office" xmlns:r="http://schemas.openxmlformats.org/officeDocument/2006/relationships" xmlns:m="http://schemas.openxmlformats.org/officeDocument/2006/math" xmlns:v="urn:schemas-microsoft-com:vml" xmlns:wp14="http://schemas.microsoft.com/office/word/2010/wordprocessingDrawing" xmlns:wp="http://schemas.openxmlformats.org/drawingml/2006/wordprocessingDrawing" xmlns:w10="urn:schemas-microsoft-com:office:word" xmlns:w="http://schemas.openxmlformats.org/wordprocessingml/2006/main" xmlns:w14="http://schemas.microsoft.com/office/word/2010/wordml" xmlns:w15="http://schemas.microsoft.com/office/word/2012/wordml" xmlns:wpg="http://schemas.microsoft.com/office/word/2010/wordprocessingGroup" xmlns:wpi="http://schemas.microsoft.com/office/word/2010/wordprocessingInk" xmlns:wne="http://schemas.microsoft.com/office/word/2006/wordml" xmlns:wps="http://schemas.microsoft.com/office/word/2010/wordprocessingShape" xmlns:cx="http://schemas.microsoft.com/office/drawing/2014/chartex" xmlns:cx1="http://schemas.microsoft.com/office/drawing/2015/9/8/chartex" xmlns:cx2="http://schemas.microsoft.com/office/drawing/2015/10/21/chartex" xmlns:cx3="http://schemas.microsoft.com/office/drawing/2016/5/9/chartex" xmlns:cx4="http://schemas.microsoft.com/office/drawing/2016/5/10/chartex" xmlns:cx5="http://schemas.microsoft.com/office/drawing/2016/5/11/chartex" xmlns:cx6="http://schemas.microsoft.com/office/drawing/2016/5/12/chartex" xmlns:cx7="http://schemas.microsoft.com/office/drawing/2016/5/13/chartex" xmlns:cx8="http://schemas.microsoft.com/office/drawing/2016/5/14/chartex" xmlns:aink="http://schemas.microsoft.com/office/drawing/2016/ink" xmlns:am3d="http://schemas.microsoft.com/office/drawing/2017/model3d" xmlns:w16cex="http://schemas.microsoft.com/office/word/2018/wordml/cex" xmlns:w16cid="http://schemas.microsoft.com/office/word/2016/wordml/cid" xmlns:w16="http://schemas.microsoft.com/office/word/2018/wordml" xmlns:w16sdtdh="http://schemas.microsoft.com/office/word/2020/wordml/sdtdatahash" xmlns:w16se="http://schemas.microsoft.com/office/word/2015/wordml/symex" mc:Ignorable="w14 w15 wp14">
+<w:document xmlns:mc="http://schemas.openxmlformats.org/markup-compatibility/2006" xmlns:r="http://schemas.openxmlformats.org/officeDocument/2006/relationships" xmlns:w="http://schemas.openxmlformats.org/wordprocessingml/2006/main" mc:Ignorable="w14 w15 wp14">
   <w:body>
     <w:p>
       <w:pPr>
@@ -166,18 +166,6 @@
     </w:p>
     <w:p>
       <w:pPr>
-        <w:spacing w:after="60"/>
-      </w:pPr>
-      <w:r>
-        <w:rPr>
-          <w:sz w:val="2"/>
-          <w:szCs w:val="2"/>
-        </w:rPr>
-        <w:t xml:space="preserve"/>
-      </w:r>
-    </w:p>
-    <w:p>
-      <w:pPr>
         <w:pStyle w:val="Heading1"/>
         <w:keepNext/>
         <w:keepLines/>
@@ -249,18 +237,6 @@
     </w:tbl>
     <w:p>
       <w:pPr>
-        <w:spacing w:after="120"/>
-      </w:pPr>
-      <w:r>
-        <w:rPr>
-          <w:sz w:val="2"/>
-          <w:szCs w:val="2"/>
-        </w:rPr>
-        <w:t xml:space="preserve"/>
-      </w:r>
-    </w:p>
-    <w:p>
-      <w:pPr>
         <w:pStyle w:val="Heading1"/>
         <w:keepNext/>
         <w:keepLines/>
@@ -294,18 +270,6 @@
     </w:p>
     <w:p>
       <w:pPr>
-        <w:spacing w:after="60"/>
-      </w:pPr>
-      <w:r>
-        <w:rPr>
-          <w:sz w:val="2"/>
-          <w:szCs w:val="2"/>
-        </w:rPr>
-        <w:t xml:space="preserve"/>
-      </w:r>
-    </w:p>
-    <w:p>
-      <w:pPr>
         <w:pStyle w:val="Heading1"/>
         <w:keepNext/>
         <w:keepLines/>
@@ -365,18 +329,6 @@
     </w:p>
     <w:p>
       <w:pPr>
-        <w:spacing w:after="60"/>
-      </w:pPr>
-      <w:r>
-        <w:rPr>
-          <w:sz w:val="2"/>
-          <w:szCs w:val="2"/>
-        </w:rPr>
-        <w:t xml:space="preserve"/>
-      </w:r>
-    </w:p>
-    <w:p>
-      <w:pPr>
         <w:pStyle w:val="Heading1"/>
         <w:keepNext/>
         <w:keepLines/>
@@ -410,18 +362,6 @@
     </w:p>
     <w:p>
       <w:pPr>
-        <w:spacing w:after="60"/>
-      </w:pPr>
-      <w:r>
-        <w:rPr>
-          <w:sz w:val="2"/>
-          <w:szCs w:val="2"/>
-        </w:rPr>
-        <w:t xml:space="preserve"/>
-      </w:r>
-    </w:p>
-    <w:p>
-      <w:pPr>
         <w:pStyle w:val="Heading1"/>
         <w:keepNext/>
         <w:keepLines/>
@@ -455,18 +395,6 @@
     </w:p>
     <w:p>
       <w:pPr>
-        <w:spacing w:after="60"/>
-      </w:pPr>
-      <w:r>
-        <w:rPr>
-          <w:sz w:val="2"/>
-          <w:szCs w:val="2"/>
-        </w:rPr>
-        <w:t xml:space="preserve"/>
-      </w:r>
-    </w:p>
-    <w:p>
-      <w:pPr>
         <w:pStyle w:val="Heading1"/>
         <w:keepNext/>
         <w:keepLines/>
@@ -500,18 +428,6 @@
     </w:p>
     <w:p>
       <w:pPr>
-        <w:spacing w:after="60"/>
-      </w:pPr>
-      <w:r>
-        <w:rPr>
-          <w:sz w:val="2"/>
-          <w:szCs w:val="2"/>
-        </w:rPr>
-        <w:t xml:space="preserve"/>
-      </w:r>
-    </w:p>
-    <w:p>
-      <w:pPr>
         <w:pStyle w:val="Heading1"/>
         <w:keepNext/>
         <w:keepLines/>
@@ -541,18 +457,6 @@
           <w:szCs w:val="24"/>
         </w:rPr>
         <w:t xml:space="preserve">IA shall have no obligation to seek to obtain any material nonpublic (“inside”) information about any issuer of securities and shall not purchase, sell, or recommend for the Account the securities of any issuer based on any such information as may come into its possession.</w:t>
-      </w:r>
-    </w:p>
-    <w:p>
-      <w:pPr>
-        <w:spacing w:after="60"/>
-      </w:pPr>
-      <w:r>
-        <w:rPr>
-          <w:sz w:val="2"/>
-          <w:szCs w:val="2"/>
-        </w:rPr>
-        <w:t xml:space="preserve"/>
       </w:r>
     </w:p>
     <w:p>
@@ -618,18 +522,6 @@
     </w:p>
     <w:p>
       <w:pPr>
-        <w:spacing w:after="60"/>
-      </w:pPr>
-      <w:r>
-        <w:rPr>
-          <w:sz w:val="2"/>
-          <w:szCs w:val="2"/>
-        </w:rPr>
-        <w:t xml:space="preserve"/>
-      </w:r>
-    </w:p>
-    <w:p>
-      <w:pPr>
         <w:pStyle w:val="Heading1"/>
         <w:keepNext/>
         <w:keepLines/>
@@ -663,18 +555,6 @@
     </w:p>
     <w:p>
       <w:pPr>
-        <w:spacing w:after="60"/>
-      </w:pPr>
-      <w:r>
-        <w:rPr>
-          <w:sz w:val="2"/>
-          <w:szCs w:val="2"/>
-        </w:rPr>
-        <w:t xml:space="preserve"/>
-      </w:r>
-    </w:p>
-    <w:p>
-      <w:pPr>
         <w:pStyle w:val="Heading1"/>
         <w:keepNext/>
         <w:keepLines/>
@@ -708,18 +588,6 @@
     </w:p>
     <w:p>
       <w:pPr>
-        <w:spacing w:after="60"/>
-      </w:pPr>
-      <w:r>
-        <w:rPr>
-          <w:sz w:val="2"/>
-          <w:szCs w:val="2"/>
-        </w:rPr>
-        <w:t xml:space="preserve"/>
-      </w:r>
-    </w:p>
-    <w:p>
-      <w:pPr>
         <w:pStyle w:val="Heading1"/>
         <w:keepNext/>
         <w:keepLines/>
@@ -753,18 +621,6 @@
     </w:p>
     <w:p>
       <w:pPr>
-        <w:spacing w:after="60"/>
-      </w:pPr>
-      <w:r>
-        <w:rPr>
-          <w:sz w:val="2"/>
-          <w:szCs w:val="2"/>
-        </w:rPr>
-        <w:t xml:space="preserve"/>
-      </w:r>
-    </w:p>
-    <w:p>
-      <w:pPr>
         <w:pStyle w:val="Heading1"/>
         <w:keepNext/>
         <w:keepLines/>
@@ -850,18 +706,6 @@
     </w:p>
     <w:p>
       <w:pPr>
-        <w:spacing w:after="60"/>
-      </w:pPr>
-      <w:r>
-        <w:rPr>
-          <w:sz w:val="2"/>
-          <w:szCs w:val="2"/>
-        </w:rPr>
-        <w:t xml:space="preserve"/>
-      </w:r>
-    </w:p>
-    <w:p>
-      <w:pPr>
         <w:pStyle w:val="Heading1"/>
         <w:keepNext/>
         <w:keepLines/>
@@ -891,18 +735,6 @@
           <w:szCs w:val="24"/>
         </w:rPr>
         <w:t xml:space="preserve">By execution of this Agreement, IA represents and confirms that it is registered as an investment adviser or exempt from registration pursuant to applicable laws and regulations. BWP is currently registered with the Ohio Division of Securities (CRD# 126428).</w:t>
-      </w:r>
-    </w:p>
-    <w:p>
-      <w:pPr>
-        <w:spacing w:after="60"/>
-      </w:pPr>
-      <w:r>
-        <w:rPr>
-          <w:sz w:val="2"/>
-          <w:szCs w:val="2"/>
-        </w:rPr>
-        <w:t xml:space="preserve"/>
       </w:r>
     </w:p>
     <w:p>
@@ -1151,18 +983,6 @@
     </w:p>
     <w:p>
       <w:pPr>
-        <w:spacing w:after="60"/>
-      </w:pPr>
-      <w:r>
-        <w:rPr>
-          <w:sz w:val="2"/>
-          <w:szCs w:val="2"/>
-        </w:rPr>
-        <w:t xml:space="preserve"/>
-      </w:r>
-    </w:p>
-    <w:p>
-      <w:pPr>
         <w:pStyle w:val="Heading1"/>
         <w:keepNext/>
         <w:keepLines/>
@@ -1196,18 +1016,6 @@
     </w:p>
     <w:p>
       <w:pPr>
-        <w:spacing w:after="60"/>
-      </w:pPr>
-      <w:r>
-        <w:rPr>
-          <w:sz w:val="2"/>
-          <w:szCs w:val="2"/>
-        </w:rPr>
-        <w:t xml:space="preserve"/>
-      </w:r>
-    </w:p>
-    <w:p>
-      <w:pPr>
         <w:pStyle w:val="Heading1"/>
         <w:keepNext/>
         <w:keepLines/>
@@ -1263,18 +1071,6 @@
           <w:szCs w:val="24"/>
         </w:rPr>
         <w:t xml:space="preserve">Venue for any dispute shall be in the Common Pleas Court of Montgomery County, Ohio, or the United States District Court for the Southern District of Ohio at Dayton.</w:t>
-      </w:r>
-    </w:p>
-    <w:p>
-      <w:pPr>
-        <w:spacing w:after="60"/>
-      </w:pPr>
-      <w:r>
-        <w:rPr>
-          <w:sz w:val="2"/>
-          <w:szCs w:val="2"/>
-        </w:rPr>
-        <w:t xml:space="preserve"/>
       </w:r>
     </w:p>
     <w:p>
@@ -1381,18 +1177,6 @@
     </w:p>
     <w:p>
       <w:pPr>
-        <w:spacing w:after="80"/>
-      </w:pPr>
-      <w:r>
-        <w:rPr>
-          <w:sz w:val="2"/>
-          <w:szCs w:val="2"/>
-        </w:rPr>
-        <w:t xml:space="preserve"/>
-      </w:r>
-    </w:p>
-    <w:p>
-      <w:pPr>
         <w:pStyle w:val="Heading1"/>
         <w:keepNext/>
         <w:keepLines/>
@@ -1426,18 +1210,6 @@
     </w:p>
     <w:p>
       <w:pPr>
-        <w:spacing w:after="60"/>
-      </w:pPr>
-      <w:r>
-        <w:rPr>
-          <w:sz w:val="2"/>
-          <w:szCs w:val="2"/>
-        </w:rPr>
-        <w:t xml:space="preserve"/>
-      </w:r>
-    </w:p>
-    <w:p>
-      <w:pPr>
         <w:pStyle w:val="Heading1"/>
         <w:keepNext/>
         <w:keepLines/>
@@ -1471,18 +1243,6 @@
     </w:p>
     <w:p>
       <w:pPr>
-        <w:spacing w:after="60"/>
-      </w:pPr>
-      <w:r>
-        <w:rPr>
-          <w:sz w:val="2"/>
-          <w:szCs w:val="2"/>
-        </w:rPr>
-        <w:t xml:space="preserve"/>
-      </w:r>
-    </w:p>
-    <w:p>
-      <w:pPr>
         <w:pStyle w:val="Heading1"/>
         <w:keepNext/>
         <w:keepLines/>
@@ -1516,18 +1276,6 @@
     </w:p>
     <w:p>
       <w:pPr>
-        <w:spacing w:after="60"/>
-      </w:pPr>
-      <w:r>
-        <w:rPr>
-          <w:sz w:val="2"/>
-          <w:szCs w:val="2"/>
-        </w:rPr>
-        <w:t xml:space="preserve"/>
-      </w:r>
-    </w:p>
-    <w:p>
-      <w:pPr>
         <w:pStyle w:val="Heading1"/>
         <w:keepNext/>
         <w:keepLines/>
@@ -1561,18 +1309,6 @@
     </w:p>
     <w:p>
       <w:pPr>
-        <w:spacing w:after="60"/>
-      </w:pPr>
-      <w:r>
-        <w:rPr>
-          <w:sz w:val="2"/>
-          <w:szCs w:val="2"/>
-        </w:rPr>
-        <w:t xml:space="preserve"/>
-      </w:r>
-    </w:p>
-    <w:p>
-      <w:pPr>
         <w:pStyle w:val="Heading1"/>
         <w:keepNext/>
         <w:keepLines/>
@@ -1606,18 +1342,6 @@
     </w:p>
     <w:p>
       <w:pPr>
-        <w:spacing w:after="60"/>
-      </w:pPr>
-      <w:r>
-        <w:rPr>
-          <w:sz w:val="2"/>
-          <w:szCs w:val="2"/>
-        </w:rPr>
-        <w:t xml:space="preserve"/>
-      </w:r>
-    </w:p>
-    <w:p>
-      <w:pPr>
         <w:pStyle w:val="Heading1"/>
         <w:keepNext/>
         <w:keepLines/>
@@ -1651,18 +1375,6 @@
     </w:p>
     <w:p>
       <w:pPr>
-        <w:spacing w:after="60"/>
-      </w:pPr>
-      <w:r>
-        <w:rPr>
-          <w:sz w:val="2"/>
-          <w:szCs w:val="2"/>
-        </w:rPr>
-        <w:t xml:space="preserve"/>
-      </w:r>
-    </w:p>
-    <w:p>
-      <w:pPr>
         <w:pStyle w:val="Heading1"/>
         <w:keepNext/>
         <w:keepLines/>
@@ -1693,26 +1405,6 @@
         </w:rPr>
         <w:t xml:space="preserve">Client acknowledges that IA’s past performance and advice regarding Client accounts cannot guarantee future results. AS WITH MARKET INVESTMENTS, CLIENT INVESTMENTS CAN APPRECIATE OR DEPRECIATE. IA does not guarantee or warrant that services offered will result in profit.</w:t>
       </w:r>
-    </w:p>
-    <w:p>
-      <w:pPr>
-        <w:spacing w:after="120"/>
-      </w:pPr>
-      <w:r>
-        <w:rPr>
-          <w:sz w:val="2"/>
-          <w:szCs w:val="2"/>
-        </w:rPr>
-        <w:t xml:space="preserve"/>
-      </w:r>
-    </w:p>
-    <w:p>
-      <w:pPr>
-        <w:pBdr>
-          <w:bottom w:val="single" w:color="CCCCCC" w:sz="4"/>
-        </w:pBdr>
-        <w:spacing w:after="120" w:before="120"/>
-      </w:pPr>
     </w:p>
     <w:p>
       <w:pPr>
@@ -3364,18 +3056,6 @@
     </w:p>
     <w:p>
       <w:pPr>
-        <w:spacing w:after="80"/>
-      </w:pPr>
-      <w:r>
-        <w:rPr>
-          <w:sz w:val="2"/>
-          <w:szCs w:val="2"/>
-        </w:rPr>
-        <w:t xml:space="preserve"/>
-      </w:r>
-    </w:p>
-    <w:p>
-      <w:pPr>
         <w:pStyle w:val="Heading2"/>
         <w:keepNext/>
         <w:keepLines/>
@@ -3405,18 +3085,6 @@
           <w:szCs w:val="24"/>
         </w:rPr>
         <w:t xml:space="preserve">Goldman Sachs Custody Solutions may also serve as custodian for certain accounts. Where applicable, the specific custodian will be identified in Exhibit I above.</w:t>
-      </w:r>
-    </w:p>
-    <w:p>
-      <w:pPr>
-        <w:spacing w:after="60"/>
-      </w:pPr>
-      <w:r>
-        <w:rPr>
-          <w:sz w:val="2"/>
-          <w:szCs w:val="2"/>
-        </w:rPr>
-        <w:t xml:space="preserve"/>
       </w:r>
     </w:p>
     <w:p>
